--- a/output_receita_federal/parecer_normativo_cst/documents/pn_cst_60_19780620.docx
+++ b/output_receita_federal/parecer_normativo_cst/documents/pn_cst_60_19780620.docx
@@ -15,10 +15,19 @@
         <w:t xml:space="preserve">IMPOSTO SOBRE A RENDA E PROVENTOS </w:t>
       </w:r>
       <w:r>
+        <w:br/>
+      </w:r>
+      <w:r>
         <w:t xml:space="preserve">MNTPF 1.28.20.00 – DEDUÇÕES DA CÉDULA D </w:t>
       </w:r>
       <w:r>
+        <w:br/>
+      </w:r>
+      <w:r>
         <w:t xml:space="preserve">MNTPF 1.64.01.00 – CONTRIBUINTES COM RENDIMENTOS NA CÉDULA D OBRIGADOS A MANTER ESCRITURAÇÃO AUXILIAR. </w:t>
+      </w:r>
+      <w:r>
+        <w:br/>
       </w:r>
       <w:r>
         <w:t>As importâncias despendidas na aquisição de bens duráveis devem ser depreciadas anualmente. As despesas comuns efetuadas por profissionais autônomos devem ser rateadas na proporção que cabe a cada um. As despesas efetuadas com imóveis utilizados concomitantemente como residência e local de trabalho, podem ser deduzidas parcialmente. Os gastos decorrentes de comparecimento a encontros científicos podem ser deduzidos quando diretamente vinculados aos estudos e trabalhos e às atividades do contribuinte. Podem ser deduzidos os gastos efetuados com veículos especificamente destinados às atividades profissionais do autônomo. As receitas e despesas devem ser lançadas, separadamente, por fonte pagadora ou recebedora. Os lançamentos comprovados por documentos podem ser refeitos em novo livro caixa, em virtude de extravio do anterior. Os autônomos podem gozar das mesmas deduções admitidas para os assalariados, ressalvadas as situações particulares e as restrições legais.</w:t>
@@ -224,6 +233,9 @@
         <w:t xml:space="preserve">José Magno Pombo Veiga </w:t>
       </w:r>
       <w:r>
+        <w:br/>
+      </w:r>
+      <w:r>
         <w:t>Fiscal de Tributos Federais</w:t>
       </w:r>
     </w:p>
@@ -240,6 +252,9 @@
     <w:p>
       <w:r>
         <w:t xml:space="preserve">Antonio Augusto de Mesquita Neto </w:t>
+      </w:r>
+      <w:r>
+        <w:br/>
       </w:r>
       <w:r>
         <w:t>Coordenador do Sistema de Tributação</w:t>
